--- a/ARCHIVED/20260712_IJMR-Submission/paper.docx
+++ b/ARCHIVED/20260712_IJMR-Submission/paper.docx
@@ -23,7 +23,7 @@
         <w:pStyle w:val="Date"/>
       </w:pPr>
       <w:r>
-        <w:t xml:space="preserve">June 2026</w:t>
+        <w:t xml:space="preserve">July 2026</w:t>
       </w:r>
     </w:p>
     <w:p>

--- a/ARCHIVED/20260712_IJMR-Submission/paper.docx
+++ b/ARCHIVED/20260712_IJMR-Submission/paper.docx
@@ -71,7 +71,7 @@
         <w:pStyle w:val="Abstract"/>
       </w:pPr>
       <w:r>
-        <w:t xml:space="preserve">Viewed through Nonaka’s SECI model of knowledge creation, the root cause is a</w:t>
+        <w:t xml:space="preserve">Viewed through Nonaka’s SECI (Socialization, Externalization, Combination, Internalization) model of knowledge creation, the root cause is a</w:t>
       </w:r>
       <w:r>
         <w:t xml:space="preserve"> </w:t>
@@ -781,7 +781,7 @@
         <w:pStyle w:val="FirstParagraph"/>
       </w:pPr>
       <w:r>
-        <w:t xml:space="preserve">We ground our analysis in Nonaka’s SECI model of knowledge creation</w:t>
+        <w:t xml:space="preserve">We ground our analysis in Nonaka’s SECI (Socialization, Externalization, Combination, Internalization) model of knowledge creation</w:t>
       </w:r>
       <w:r>
         <w:t xml:space="preserve"> </w:t>
@@ -801,7 +801,7 @@
         <w:t xml:space="preserve">]</w:t>
       </w:r>
       <w:r>
-        <w:t xml:space="preserve">, informed by a narrative review of the literature across healthcare analytics maturity, workforce turnover dynamics, and natural language processing, with grey literature assessed using the AACODS (Authority, Accuracy, Coverage, Objectivity, Date, Significance) checklist</w:t>
+        <w:t xml:space="preserve">, informed by a narrative literature review across healthcare analytics maturity, workforce turnover, and natural language processing, with grey literature assessed using the AACODS (Authority, Accuracy, Coverage, Objectivity, Date, Significance) checklist</w:t>
       </w:r>
       <w:r>
         <w:t xml:space="preserve"> </w:t>
@@ -821,7 +821,7 @@
         <w:t xml:space="preserve">]</w:t>
       </w:r>
       <w:r>
-        <w:t xml:space="preserve">. Grey literature was retained only when no peer-reviewed equivalent existed or when it provided unique industry data. The SECI model describes organizational knowledge as emerging through a continuous cycle of four conversion modes:</w:t>
+        <w:t xml:space="preserve">. Grey literature was retained only when no peer-reviewed equivalent existed or when it provided unique industry data. The model describes organizational knowledge as emerging through a continuous cycle of four conversion modes:</w:t>
       </w:r>
     </w:p>
     <w:p>

--- a/ARCHIVED/20260712_IJMR-Submission/paper.docx
+++ b/ARCHIVED/20260712_IJMR-Submission/paper.docx
@@ -6061,7 +6061,7 @@
           <w:rPr>
             <w:rStyle w:val="Hyperlink"/>
           </w:rPr>
-          <w:t xml:space="preserve">https://www.tdx.cat/bitstream/handle/10803/695722/TGJBR1de1.pdf?sequence=1</w:t>
+          <w:t xml:space="preserve">https://hdl.handle.net/10803/695722</w:t>
         </w:r>
       </w:hyperlink>
     </w:p>

--- a/ARCHIVED/20260712_IJMR-Submission/paper.docx
+++ b/ARCHIVED/20260712_IJMR-Submission/paper.docx
@@ -4853,7 +4853,7 @@
         <w:t xml:space="preserve">	</w:t>
       </w:r>
       <w:r>
-        <w:t xml:space="preserve">Wu L F., Li L.</w:t>
+        <w:t xml:space="preserve">Wu F, Lao Y, Feng Y, Zhu J, Zhang Y, Li L.</w:t>
       </w:r>
       <w:r>
         <w:t xml:space="preserve"> </w:t>
@@ -5175,7 +5175,7 @@
         <w:t xml:space="preserve">	</w:t>
       </w:r>
       <w:r>
-        <w:t xml:space="preserve">Wang S P.</w:t>
+        <w:t xml:space="preserve">Wang P, Shi T, Reddy CK.</w:t>
       </w:r>
       <w:r>
         <w:t xml:space="preserve"> </w:t>
@@ -5270,7 +5270,7 @@
         <w:t xml:space="preserve">	</w:t>
       </w:r>
       <w:r>
-        <w:t xml:space="preserve">Ledikwe R J. H.</w:t>
+        <w:t xml:space="preserve">Ledikwe JH, Reason LL, Burnett SM, et al.</w:t>
       </w:r>
       <w:r>
         <w:t xml:space="preserve"> </w:t>
@@ -5319,7 +5319,7 @@
         <w:t xml:space="preserve">	</w:t>
       </w:r>
       <w:r>
-        <w:t xml:space="preserve">Mantas A J.</w:t>
+        <w:t xml:space="preserve">Mantas J, Ammenwerth E, Demiris G, et al.</w:t>
       </w:r>
       <w:r>
         <w:t xml:space="preserve"> </w:t>
@@ -5473,7 +5473,7 @@
         <w:t xml:space="preserve">	</w:t>
       </w:r>
       <w:r>
-        <w:t xml:space="preserve">Farnese B M. L.</w:t>
+        <w:t xml:space="preserve">Farnese ML, Barbieri B, Chirumbolo A, Patriotta G.</w:t>
       </w:r>
       <w:r>
         <w:t xml:space="preserve"> </w:t>
@@ -5980,7 +5980,7 @@
         <w:t xml:space="preserve">	</w:t>
       </w:r>
       <w:r>
-        <w:t xml:space="preserve">Lee et al G.</w:t>
+        <w:t xml:space="preserve">Lee G et al.</w:t>
       </w:r>
       <w:r>
         <w:t xml:space="preserve"> </w:t>
@@ -6121,7 +6121,7 @@
         <w:t xml:space="preserve">	</w:t>
       </w:r>
       <w:r>
-        <w:t xml:space="preserve">Benbya P H.</w:t>
+        <w:t xml:space="preserve">Benbya H, Passiante G, Belbaly NA.</w:t>
       </w:r>
       <w:r>
         <w:t xml:space="preserve"> </w:t>
@@ -6357,7 +6357,7 @@
         <w:t xml:space="preserve">	</w:t>
       </w:r>
       <w:r>
-        <w:t xml:space="preserve">Ziletti &amp;D A.</w:t>
+        <w:t xml:space="preserve">Ziletti A, D’Ambrosi L.</w:t>
       </w:r>
       <w:r>
         <w:t xml:space="preserve"> </w:t>
@@ -6718,7 +6718,7 @@
         <w:t xml:space="preserve">	</w:t>
       </w:r>
       <w:r>
-        <w:t xml:space="preserve">Snowdon H A., Wright A.</w:t>
+        <w:t xml:space="preserve">Snowdon A, Hussein A, Danforth M, Wright A, Oakes R.</w:t>
       </w:r>
       <w:r>
         <w:t xml:space="preserve"> </w:t>
@@ -6828,7 +6828,7 @@
         <w:t xml:space="preserve">	</w:t>
       </w:r>
       <w:r>
-        <w:t xml:space="preserve">Latrella &amp;B M.</w:t>
+        <w:t xml:space="preserve">Latrella M, Baldasare L.</w:t>
       </w:r>
       <w:r>
         <w:t xml:space="preserve"> </w:t>
@@ -6877,7 +6877,7 @@
         <w:t xml:space="preserve">	</w:t>
       </w:r>
       <w:r>
-        <w:t xml:space="preserve">Shahbaz G M.</w:t>
+        <w:t xml:space="preserve">Shahbaz M, Gao C, Zhai L, Shahzad F, Hu Y.</w:t>
       </w:r>
       <w:r>
         <w:t xml:space="preserve"> </w:t>
@@ -7312,7 +7312,7 @@
         <w:t xml:space="preserve">	</w:t>
       </w:r>
       <w:r>
-        <w:t xml:space="preserve">Marshan A A.</w:t>
+        <w:t xml:space="preserve">Marshan A, Almutairi AN, Ioannou A, Bell D, Monaghan A, Arzoky M.</w:t>
       </w:r>
       <w:r>
         <w:t xml:space="preserve"> </w:t>
@@ -7619,7 +7619,7 @@
         <w:t xml:space="preserve">	</w:t>
       </w:r>
       <w:r>
-        <w:t xml:space="preserve">Ogunwole &amp;O O.</w:t>
+        <w:t xml:space="preserve">Ogunwole O, Onukwulu EC.</w:t>
       </w:r>
       <w:r>
         <w:t xml:space="preserve"> </w:t>
@@ -8274,7 +8274,7 @@
         <w:t xml:space="preserve">	</w:t>
       </w:r>
       <w:r>
-        <w:t xml:space="preserve">Ipeirotis &amp;Z P.</w:t>
+        <w:t xml:space="preserve">Ipeirotis P, Zheng H.</w:t>
       </w:r>
       <w:r>
         <w:t xml:space="preserve"> </w:t>
